--- a/doc/01.需求定义/需求定义说明书.docx
+++ b/doc/01.需求定义/需求定义说明书.docx
@@ -145,7 +145,7 @@
           <w:sz w:val="28"/>
           <w:szCs w:val="28"/>
         </w:rPr>
-        <w:t xml:space="preserve">版本：V1.0</w:t>
+        <w:t xml:space="preserve">版本：V1.1</w:t>
       </w:r>
     </w:p>
     <w:p>
@@ -164,7 +164,7 @@
           <w:sz w:val="28"/>
           <w:szCs w:val="28"/>
         </w:rPr>
-        <w:t xml:space="preserve">2026-09-16</w:t>
+        <w:t xml:space="preserve">2026-09-17</w:t>
       </w:r>
     </w:p>
     <w:p>
@@ -525,7 +525,7 @@
                 <w:sz w:val="16"/>
                 <w:szCs w:val="16"/>
               </w:rPr>
-              <w:t xml:space="preserve">2026.09.16</w:t>
+              <w:t xml:space="preserve">2026.09.17</w:t>
             </w:r>
           </w:p>
         </w:tc>
@@ -929,6 +929,64 @@
                 <w:szCs w:val="18"/>
               </w:rPr>
               <w:t xml:space="preserve">2026-09-16</w:t>
+            </w:r>
+          </w:p>
+        </w:tc>
+      </w:tr>
+      <w:tr>
+        <w:tc>
+          <w:tcPr>
+            <w:tcW w:type="dxa" w:w="1281"/>
+          </w:tcPr>
+          <w:p>
+            <w:r>
+              <w:rPr>
+                <w:sz w:val="18"/>
+                <w:szCs w:val="18"/>
+              </w:rPr>
+              <w:t xml:space="preserve">2</w:t>
+            </w:r>
+          </w:p>
+        </w:tc>
+        <w:tc>
+          <w:tcPr>
+            <w:tcW w:type="dxa" w:w="1593"/>
+          </w:tcPr>
+          <w:p>
+            <w:r>
+              <w:rPr>
+                <w:sz w:val="18"/>
+                <w:szCs w:val="18"/>
+              </w:rPr>
+              <w:t xml:space="preserve">V1.1</w:t>
+            </w:r>
+          </w:p>
+        </w:tc>
+        <w:tc>
+          <w:tcPr>
+            <w:tcW w:type="dxa" w:w="3935"/>
+          </w:tcPr>
+          <w:p>
+            <w:r>
+              <w:rPr>
+                <w:sz w:val="18"/>
+                <w:szCs w:val="18"/>
+              </w:rPr>
+              <w:t xml:space="preserve">① 按《项目最终确认书》v1.4 同步客户端交付形态：第五章总体方案补充“浏览器 Web 版 + Electron 桌面端”两种分发形态（共用同一份构建产物，桌面端不新增功能），第六章操作可行性相应改写“无需安装客户端”的表述；② 按《项目最终确认书》v1.5 明确大模型口径为模型无关：第五章技术方案的“AI 接入”行与系统上下文图（图 5-1）、总体架构图（图 5-2）改为“任意兼容模型 API”表述；其余内容不变</w:t>
+            </w:r>
+          </w:p>
+        </w:tc>
+        <w:tc>
+          <w:tcPr>
+            <w:tcW w:type="dxa" w:w="1560"/>
+          </w:tcPr>
+          <w:p>
+            <w:r>
+              <w:rPr>
+                <w:sz w:val="18"/>
+                <w:szCs w:val="18"/>
+              </w:rPr>
+              <w:t xml:space="preserve">2026-09-17</w:t>
             </w:r>
           </w:p>
         </w:tc>
@@ -4310,7 +4368,7 @@
                 <w:szCs w:val="18"/>
                 <w:b w:val="0"/>
               </w:rPr>
-              <w:t xml:space="preserve">v1.2</w:t>
+              <w:t xml:space="preserve">v1.4</w:t>
             </w:r>
           </w:p>
         </w:tc>
@@ -4415,7 +4473,7 @@
                 <w:szCs w:val="18"/>
                 <w:b w:val="0"/>
               </w:rPr>
-              <w:t xml:space="preserve">v1.3</w:t>
+              <w:t xml:space="preserve">v1.5</w:t>
             </w:r>
           </w:p>
         </w:tc>
@@ -4520,7 +4578,7 @@
                 <w:szCs w:val="18"/>
                 <w:b w:val="0"/>
               </w:rPr>
-              <w:t xml:space="preserve">v1.0</w:t>
+              <w:t xml:space="preserve">v1.2</w:t>
             </w:r>
           </w:p>
         </w:tc>
@@ -10263,7 +10321,7 @@
       </w:pPr>
       <w:r>
         <w:rPr/>
-        <w:t xml:space="preserve">其中，大模型服务是 AI 能力的唯一外部依赖，通过 LLM 网关以 HTTPS 调用、以 SSE 回传流式结果；网关层屏蔽协议差异，支持在智谱 GLM、通义、DeepSeek 等后端之间一键切换，把“模型不可用”这一外部风险控制在配置层（见第七章 R1）。通知通道在本期以站内消息为主，邮件/短信通道用于验证码与关键事件，开发演示期采用固定验证码的 Mock 方案，避免短信费用；图片存储与地图底图服务在课程环境下均可退化为本地资源。</w:t>
+        <w:t xml:space="preserve">其中，大模型服务是 AI 能力的唯一外部依赖，通过 LLM 网关以 HTTPS 调用、以 SSE 回传流式结果；网关层屏蔽协议差异，支持在任意兼容模型或聚合网关之间一键切换，把“模型不可用”这一外部风险控制在配置层（见第七章 R1）。通知通道在本期以站内消息为主，邮件/短信通道用于验证码与关键事件，开发演示期采用固定验证码的 Mock 方案，避免短信费用；图片存储与地图底图服务在课程环境下均可退化为本地资源。</w:t>
       </w:r>
     </w:p>
     <w:p>
@@ -10276,7 +10334,7 @@
       <w:r>
         <w:drawing>
           <wp:inline xmlns:a="http://schemas.openxmlformats.org/drawingml/2006/main">
-            <wp:extent cx="5220000" cy="2452594"/>
+            <wp:extent cx="5220000" cy="2461224"/>
             <wp:docPr id="4" name="Picture 4"/>
             <wp:cNvGraphicFramePr>
               <a:graphicFrameLocks noChangeAspect="1"/>
@@ -10297,7 +10355,7 @@
                   <pic:spPr>
                     <a:xfrm>
                       <a:off x="0" y="0"/>
-                      <a:ext cx="5220000" cy="2452594"/>
+                      <a:ext cx="5220000" cy="2461224"/>
                     </a:xfrm>
                     <a:prstGeom prst="rect"/>
                   </pic:spPr>
@@ -10363,7 +10421,7 @@
       <w:r>
         <w:drawing>
           <wp:inline xmlns:a="http://schemas.openxmlformats.org/drawingml/2006/main">
-            <wp:extent cx="5400000" cy="2085819"/>
+            <wp:extent cx="5400000" cy="2168690"/>
             <wp:docPr id="5" name="Picture 5"/>
             <wp:cNvGraphicFramePr>
               <a:graphicFrameLocks noChangeAspect="1"/>
@@ -10384,7 +10442,7 @@
                   <pic:spPr>
                     <a:xfrm>
                       <a:off x="0" y="0"/>
-                      <a:ext cx="5400000" cy="2085819"/>
+                      <a:ext cx="5400000" cy="2168690"/>
                     </a:xfrm>
                     <a:prstGeom prst="rect"/>
                   </pic:spPr>
@@ -10621,7 +10679,7 @@
                 <w:szCs w:val="18"/>
                 <w:b w:val="0"/>
               </w:rPr>
-              <w:t xml:space="preserve">业务层</w:t>
+              <w:t xml:space="preserve">客户端形态</w:t>
             </w:r>
           </w:p>
         </w:tc>
@@ -10641,7 +10699,7 @@
                 <w:szCs w:val="18"/>
                 <w:b w:val="0"/>
               </w:rPr>
-              <w:t xml:space="preserve">Spring Boot 3.x + MyBatis-Plus</w:t>
+              <w:t xml:space="preserve">浏览器 Web 版 + Electron 桌面端（共用同一份构建产物）</w:t>
             </w:r>
           </w:p>
         </w:tc>
@@ -10661,7 +10719,7 @@
                 <w:szCs w:val="18"/>
                 <w:b w:val="0"/>
               </w:rPr>
-              <w:t xml:space="preserve">国内主流企业级框架，分层清晰、开发效率高，便于团队按模块分工</w:t>
+              <w:t xml:space="preserve">Web 版便于部署与分享，桌面端免开浏览器、便于本地演示；外壳仅负责打开页面并注入后端地址，不新增界面与功能，因此两种形态的维护成本接近于一版</w:t>
             </w:r>
           </w:p>
         </w:tc>
@@ -10686,7 +10744,7 @@
                 <w:szCs w:val="18"/>
                 <w:b w:val="0"/>
               </w:rPr>
-              <w:t xml:space="preserve">AI 接入</w:t>
+              <w:t xml:space="preserve">业务层</w:t>
             </w:r>
           </w:p>
         </w:tc>
@@ -10706,7 +10764,7 @@
                 <w:szCs w:val="18"/>
                 <w:b w:val="0"/>
               </w:rPr>
-              <w:t xml:space="preserve">智谱 GLM 系列大模型 API（当前 GLM-5.3-flash，经 Anthropic 兼容协议接入）</w:t>
+              <w:t xml:space="preserve">Spring Boot 3.x + MyBatis-Plus</w:t>
             </w:r>
           </w:p>
         </w:tc>
@@ -10726,7 +10784,7 @@
                 <w:szCs w:val="18"/>
                 <w:b w:val="0"/>
               </w:rPr>
-              <w:t xml:space="preserve">按量计费、成本可控；经 LLM 网关接入，支持三协议后端可配置切换，避免锁定单一厂商</w:t>
+              <w:t xml:space="preserve">国内主流企业级框架，分层清晰、开发效率高，便于团队按模块分工</w:t>
             </w:r>
           </w:p>
         </w:tc>
@@ -10751,7 +10809,7 @@
                 <w:szCs w:val="18"/>
                 <w:b w:val="0"/>
               </w:rPr>
-              <w:t xml:space="preserve">智能体框架</w:t>
+              <w:t xml:space="preserve">AI 接入</w:t>
             </w:r>
           </w:p>
         </w:tc>
@@ -10771,7 +10829,7 @@
                 <w:szCs w:val="18"/>
                 <w:b w:val="0"/>
               </w:rPr>
-              <w:t xml:space="preserve">LangChain4j + 自研协议适配器</w:t>
+              <w:t xml:space="preserve">任意兼容模型 API（网关按协议适配：OpenAI Chat Completions / Anthropic Messages / OpenAI Responses）</w:t>
             </w:r>
           </w:p>
         </w:tc>
@@ -10791,7 +10849,7 @@
                 <w:szCs w:val="18"/>
                 <w:b w:val="0"/>
               </w:rPr>
-              <w:t xml:space="preserve">提供工具调用、对话记忆与 RAG 的工程化封装；自研适配器用于屏蔽厂商协议差异</w:t>
+              <w:t xml:space="preserve">按量计费、成本可控；经 LLM 网关接入，支持三协议后端可配置切换，避免锁定单一厂商</w:t>
             </w:r>
           </w:p>
         </w:tc>
@@ -10816,7 +10874,7 @@
                 <w:szCs w:val="18"/>
                 <w:b w:val="0"/>
               </w:rPr>
-              <w:t xml:space="preserve">智能体能力实现</w:t>
+              <w:t xml:space="preserve">智能体框架</w:t>
             </w:r>
           </w:p>
         </w:tc>
@@ -10836,7 +10894,7 @@
                 <w:szCs w:val="18"/>
                 <w:b w:val="0"/>
               </w:rPr>
-              <w:t xml:space="preserve">Function Calling 工具集 + RAG 检索增强 + 多轮对话记忆</w:t>
+              <w:t xml:space="preserve">LangChain4j + 自研协议适配器</w:t>
             </w:r>
           </w:p>
         </w:tc>
@@ -10856,7 +10914,7 @@
                 <w:szCs w:val="18"/>
                 <w:b w:val="0"/>
               </w:rPr>
-              <w:t xml:space="preserve">工具调用保证“能做”，RAG 保证“有据”，记忆保证多轮上下文可用</w:t>
+              <w:t xml:space="preserve">提供工具调用、对话记忆与 RAG 的工程化封装；自研适配器用于屏蔽厂商协议差异</w:t>
             </w:r>
           </w:p>
         </w:tc>
@@ -10881,7 +10939,7 @@
                 <w:szCs w:val="18"/>
                 <w:b w:val="0"/>
               </w:rPr>
-              <w:t xml:space="preserve">数据层</w:t>
+              <w:t xml:space="preserve">智能体能力实现</w:t>
             </w:r>
           </w:p>
         </w:tc>
@@ -10901,7 +10959,7 @@
                 <w:szCs w:val="18"/>
                 <w:b w:val="0"/>
               </w:rPr>
-              <w:t xml:space="preserve">MySQL 8（业务数据）+ Redis 7（缓存与会话）+ 向量检索（Redis Stack / PGVector）</w:t>
+              <w:t xml:space="preserve">Function Calling 工具集 + RAG 检索增强 + 多轮对话记忆</w:t>
             </w:r>
           </w:p>
         </w:tc>
@@ -10921,7 +10979,7 @@
                 <w:szCs w:val="18"/>
                 <w:b w:val="0"/>
               </w:rPr>
-              <w:t xml:space="preserve">关系型业务数据与高频缓存/会话的经典组合；向量检索复用现有基础设施，避免额外运维向量库集群</w:t>
+              <w:t xml:space="preserve">工具调用保证“能做”，RAG 保证“有据”，记忆保证多轮上下文可用</w:t>
             </w:r>
           </w:p>
         </w:tc>
@@ -10946,7 +11004,7 @@
                 <w:szCs w:val="18"/>
                 <w:b w:val="0"/>
               </w:rPr>
-              <w:t xml:space="preserve">安全</w:t>
+              <w:t xml:space="preserve">数据层</w:t>
             </w:r>
           </w:p>
         </w:tc>
@@ -10966,7 +11024,7 @@
                 <w:szCs w:val="18"/>
                 <w:b w:val="0"/>
               </w:rPr>
-              <w:t xml:space="preserve">JWT 鉴权 + RBAC 角色模型 + BCrypt 密码哈希 + AES 敏感字段加密</w:t>
+              <w:t xml:space="preserve">MySQL 8（业务数据）+ Redis 7（缓存与会话）+ 向量检索（Redis Stack / PGVector）</w:t>
             </w:r>
           </w:p>
         </w:tc>
@@ -10986,7 +11044,7 @@
                 <w:szCs w:val="18"/>
                 <w:b w:val="0"/>
               </w:rPr>
-              <w:t xml:space="preserve">满足三角色权限隔离与个人信息保护要求（NFR-03/04）</w:t>
+              <w:t xml:space="preserve">关系型业务数据与高频缓存/会话的经典组合；向量检索复用现有基础设施，避免额外运维向量库集群</w:t>
             </w:r>
           </w:p>
         </w:tc>
@@ -11011,6 +11069,71 @@
                 <w:szCs w:val="18"/>
                 <w:b w:val="0"/>
               </w:rPr>
+              <w:t xml:space="preserve">安全</w:t>
+            </w:r>
+          </w:p>
+        </w:tc>
+        <w:tc>
+          <w:tcPr>
+            <w:tcW w:type="dxa" w:w="3061"/>
+          </w:tcPr>
+          <w:p>
+            <w:pPr>
+              <w:pStyle w:val="Normal"/>
+              <w:spacing w:after="20" w:before="20" w:line="240" w:lineRule="auto"/>
+              <w:jc w:val="left"/>
+            </w:pPr>
+            <w:r>
+              <w:rPr>
+                <w:sz w:val="18"/>
+                <w:szCs w:val="18"/>
+                <w:b w:val="0"/>
+              </w:rPr>
+              <w:t xml:space="preserve">JWT 鉴权 + RBAC 角色模型 + BCrypt 密码哈希 + AES 敏感字段加密</w:t>
+            </w:r>
+          </w:p>
+        </w:tc>
+        <w:tc>
+          <w:tcPr>
+            <w:tcW w:type="dxa" w:w="5323"/>
+          </w:tcPr>
+          <w:p>
+            <w:pPr>
+              <w:pStyle w:val="Normal"/>
+              <w:spacing w:after="20" w:before="20" w:line="240" w:lineRule="auto"/>
+              <w:jc w:val="left"/>
+            </w:pPr>
+            <w:r>
+              <w:rPr>
+                <w:sz w:val="18"/>
+                <w:szCs w:val="18"/>
+                <w:b w:val="0"/>
+              </w:rPr>
+              <w:t xml:space="preserve">满足三角色权限隔离与个人信息保护要求（NFR-03/04）</w:t>
+            </w:r>
+          </w:p>
+        </w:tc>
+      </w:tr>
+      <w:tr>
+        <w:trPr>
+          <w:cantSplit/>
+        </w:trPr>
+        <w:tc>
+          <w:tcPr>
+            <w:tcW w:type="dxa" w:w="1247"/>
+          </w:tcPr>
+          <w:p>
+            <w:pPr>
+              <w:pStyle w:val="Normal"/>
+              <w:spacing w:after="20" w:before="20" w:line="240" w:lineRule="auto"/>
+              <w:jc w:val="left"/>
+            </w:pPr>
+            <w:r>
+              <w:rPr>
+                <w:sz w:val="18"/>
+                <w:szCs w:val="18"/>
+                <w:b w:val="0"/>
+              </w:rPr>
               <w:t xml:space="preserve">部署</w:t>
             </w:r>
           </w:p>
@@ -11031,7 +11154,7 @@
                 <w:szCs w:val="18"/>
                 <w:b w:val="0"/>
               </w:rPr>
-              <w:t xml:space="preserve">Docker Compose 单机部署（Nginx + 前端静态资源 + 后端服务 + 数据库）</w:t>
+              <w:t xml:space="preserve">Docker Compose 单机部署（Nginx + 前端静态资源 + 后端服务 + 数据库）；桌面端另提供安装包（AppImage / deb）</w:t>
             </w:r>
           </w:p>
         </w:tc>
@@ -11051,7 +11174,7 @@
                 <w:szCs w:val="18"/>
                 <w:b w:val="0"/>
               </w:rPr>
-              <w:t xml:space="preserve">课程项目运维成本最低，一条命令即可在演示环境复现</w:t>
+              <w:t xml:space="preserve">课程项目运维成本最低，一条命令即可在演示环境复现；桌面端随交付物分发，运行需连接后端服务</w:t>
             </w:r>
           </w:p>
         </w:tc>
@@ -12468,7 +12591,7 @@
       </w:pPr>
       <w:r>
         <w:rPr/>
-        <w:t xml:space="preserve">操作可行性：三类用户的交互方式都遵循其既有习惯。租客端与房东端以表单、列表、卡片为主，新增的 AI 能力以对话方式呈现，不需要额外学习成本；管理端沿用可视化工作台与看板；系统以浏览器为载体，无需安装客户端。对运维而言，Docker Compose 单机部署使环境搭建与演示复现成本极低，团队成员均可独立完成本地环境启动。</w:t>
+        <w:t xml:space="preserve">操作可行性：三类用户的交互方式都遵循其既有习惯。租客端与房东端以表单、列表、卡片为主，新增的 AI 能力以对话方式呈现，不需要额外学习成本；管理端沿用可视化工作台与看板；系统以浏览器为载体，无需安装即可使用，另提供免安装（解压/免安装包）的桌面端外壳供不便打开浏览器的演示场景使用，两者界面与操作完全一致。对运维而言，Docker Compose 单机部署使环境搭建与演示复现成本极低，团队成员均可独立完成本地环境启动。</w:t>
       </w:r>
     </w:p>
     <w:p>
@@ -15988,7 +16111,7 @@
       <w:rPr>
         <w:rFonts w:eastAsia="幼圆" w:hint="eastAsia"/>
       </w:rPr>
-      <w:t>V1.0</w:t>
+      <w:t>V1.1</w:t>
     </w:r>
     <w:r>
       <w:rPr>
